--- a/klagomål/A 9747-2026 FSC-klagomål.docx
+++ b/klagomål/A 9747-2026 FSC-klagomål.docx
@@ -675,7 +675,7 @@
     <w:r>
       <w:tab/>
       <w:tab/>
-      <w:t>2026-03-02</w:t>
+      <w:t>2026-03-03</w:t>
       <w:br/>
       <w:br/>
     </w:r>

--- a/klagomål/A 9747-2026 FSC-klagomål.docx
+++ b/klagomål/A 9747-2026 FSC-klagomål.docx
@@ -675,7 +675,7 @@
     <w:r>
       <w:tab/>
       <w:tab/>
-      <w:t>2026-03-03</w:t>
+      <w:t>2026-03-04</w:t>
       <w:br/>
       <w:br/>
     </w:r>

--- a/klagomål/A 9747-2026 FSC-klagomål.docx
+++ b/klagomål/A 9747-2026 FSC-klagomål.docx
@@ -675,7 +675,7 @@
     <w:r>
       <w:tab/>
       <w:tab/>
-      <w:t>2026-03-04</w:t>
+      <w:t>2026-03-05</w:t>
       <w:br/>
       <w:br/>
     </w:r>

--- a/klagomål/A 9747-2026 FSC-klagomål.docx
+++ b/klagomål/A 9747-2026 FSC-klagomål.docx
@@ -675,7 +675,7 @@
     <w:r>
       <w:tab/>
       <w:tab/>
-      <w:t>2026-03-05</w:t>
+      <w:t>2026-03-06</w:t>
       <w:br/>
       <w:br/>
     </w:r>

--- a/klagomål/A 9747-2026 FSC-klagomål.docx
+++ b/klagomål/A 9747-2026 FSC-klagomål.docx
@@ -675,7 +675,7 @@
     <w:r>
       <w:tab/>
       <w:tab/>
-      <w:t>2026-03-06</w:t>
+      <w:t>2026-03-07</w:t>
       <w:br/>
       <w:br/>
     </w:r>

--- a/klagomål/A 9747-2026 FSC-klagomål.docx
+++ b/klagomål/A 9747-2026 FSC-klagomål.docx
@@ -675,7 +675,7 @@
     <w:r>
       <w:tab/>
       <w:tab/>
-      <w:t>2026-03-07</w:t>
+      <w:t>2026-03-08</w:t>
       <w:br/>
       <w:br/>
     </w:r>

--- a/klagomål/A 9747-2026 FSC-klagomål.docx
+++ b/klagomål/A 9747-2026 FSC-klagomål.docx
@@ -675,7 +675,7 @@
     <w:r>
       <w:tab/>
       <w:tab/>
-      <w:t>2026-03-08</w:t>
+      <w:t>2026-03-09</w:t>
       <w:br/>
       <w:br/>
     </w:r>

--- a/klagomål/A 9747-2026 FSC-klagomål.docx
+++ b/klagomål/A 9747-2026 FSC-klagomål.docx
@@ -675,7 +675,7 @@
     <w:r>
       <w:tab/>
       <w:tab/>
-      <w:t>2026-03-09</w:t>
+      <w:t>2026-03-10</w:t>
       <w:br/>
       <w:br/>
     </w:r>

--- a/klagomål/A 9747-2026 FSC-klagomål.docx
+++ b/klagomål/A 9747-2026 FSC-klagomål.docx
@@ -675,7 +675,7 @@
     <w:r>
       <w:tab/>
       <w:tab/>
-      <w:t>2026-03-10</w:t>
+      <w:t>2026-03-11</w:t>
       <w:br/>
       <w:br/>
     </w:r>

--- a/klagomål/A 9747-2026 FSC-klagomål.docx
+++ b/klagomål/A 9747-2026 FSC-klagomål.docx
@@ -675,7 +675,7 @@
     <w:r>
       <w:tab/>
       <w:tab/>
-      <w:t>2026-03-11</w:t>
+      <w:t>2026-03-12</w:t>
       <w:br/>
       <w:br/>
     </w:r>

--- a/klagomål/A 9747-2026 FSC-klagomål.docx
+++ b/klagomål/A 9747-2026 FSC-klagomål.docx
@@ -675,7 +675,7 @@
     <w:r>
       <w:tab/>
       <w:tab/>
-      <w:t>2026-03-12</w:t>
+      <w:t>2026-03-13</w:t>
       <w:br/>
       <w:br/>
     </w:r>

--- a/klagomål/A 9747-2026 FSC-klagomål.docx
+++ b/klagomål/A 9747-2026 FSC-klagomål.docx
@@ -675,7 +675,7 @@
     <w:r>
       <w:tab/>
       <w:tab/>
-      <w:t>2026-03-13</w:t>
+      <w:t>2026-03-16</w:t>
       <w:br/>
       <w:br/>
     </w:r>

--- a/klagomål/A 9747-2026 FSC-klagomål.docx
+++ b/klagomål/A 9747-2026 FSC-klagomål.docx
@@ -675,7 +675,7 @@
     <w:r>
       <w:tab/>
       <w:tab/>
-      <w:t>2026-03-16</w:t>
+      <w:t>2026-03-17</w:t>
       <w:br/>
       <w:br/>
     </w:r>

--- a/klagomål/A 9747-2026 FSC-klagomål.docx
+++ b/klagomål/A 9747-2026 FSC-klagomål.docx
@@ -675,7 +675,7 @@
     <w:r>
       <w:tab/>
       <w:tab/>
-      <w:t>2026-03-17</w:t>
+      <w:t>2026-03-18</w:t>
       <w:br/>
       <w:br/>
     </w:r>

--- a/klagomål/A 9747-2026 FSC-klagomål.docx
+++ b/klagomål/A 9747-2026 FSC-klagomål.docx
@@ -675,7 +675,7 @@
     <w:r>
       <w:tab/>
       <w:tab/>
-      <w:t>2026-03-18</w:t>
+      <w:t>2026-03-19</w:t>
       <w:br/>
       <w:br/>
     </w:r>

--- a/klagomål/A 9747-2026 FSC-klagomål.docx
+++ b/klagomål/A 9747-2026 FSC-klagomål.docx
@@ -675,7 +675,7 @@
     <w:r>
       <w:tab/>
       <w:tab/>
-      <w:t>2026-03-19</w:t>
+      <w:t>2026-03-20</w:t>
       <w:br/>
       <w:br/>
     </w:r>

--- a/klagomål/A 9747-2026 FSC-klagomål.docx
+++ b/klagomål/A 9747-2026 FSC-klagomål.docx
@@ -675,7 +675,7 @@
     <w:r>
       <w:tab/>
       <w:tab/>
-      <w:t>2026-03-20</w:t>
+      <w:t>2026-03-21</w:t>
       <w:br/>
       <w:br/>
     </w:r>

--- a/klagomål/A 9747-2026 FSC-klagomål.docx
+++ b/klagomål/A 9747-2026 FSC-klagomål.docx
@@ -675,7 +675,7 @@
     <w:r>
       <w:tab/>
       <w:tab/>
-      <w:t>2026-03-21</w:t>
+      <w:t>2026-03-22</w:t>
       <w:br/>
       <w:br/>
     </w:r>

--- a/klagomål/A 9747-2026 FSC-klagomål.docx
+++ b/klagomål/A 9747-2026 FSC-klagomål.docx
@@ -675,7 +675,7 @@
     <w:r>
       <w:tab/>
       <w:tab/>
-      <w:t>2026-03-22</w:t>
+      <w:t>2026-03-23</w:t>
       <w:br/>
       <w:br/>
     </w:r>
